--- a/docx/hf-topics/dnabert-2/nguon.docx
+++ b/docx/hf-topics/dnabert-2/nguon.docx
@@ -55,7 +55,7 @@
         </w:rPr>
         <w:t xml:space="preserve">Paper page trên Hugging Face Papers: </w:t>
       </w:r>
-      <w:hyperlink w:history="1" r:id="rId8kaaoalecchhchdp_7dvb">
+      <w:hyperlink w:history="1" r:id="rIdbcm4vwhzcsty3fefzir_e">
         <w:r>
           <w:rPr>
             <w:rStyle w:val="Hyperlink"/>
@@ -122,7 +122,7 @@
         </w:rPr>
         <w:t xml:space="preserve">Official model card: </w:t>
       </w:r>
-      <w:hyperlink w:history="1" r:id="rIdj2rrivqsognpimhosahxp">
+      <w:hyperlink w:history="1" r:id="rId53ywr6sw-kg-lcg4gzv1x">
         <w:r>
           <w:rPr>
             <w:rStyle w:val="Hyperlink"/>
@@ -171,7 +171,7 @@
         </w:rPr>
         <w:t xml:space="preserve">Official GitHub repo: </w:t>
       </w:r>
-      <w:hyperlink w:history="1" r:id="rId7jwmquoch7sgo2dmwn4x0">
+      <w:hyperlink w:history="1" r:id="rIdx14jq0vsfdm9-fb0rx5z7">
         <w:r>
           <w:rPr>
             <w:rStyle w:val="Hyperlink"/>
